--- a/Quant_Aptitude/Simple_Intrest/Simple_Intrest.docx
+++ b/Quant_Aptitude/Simple_Intrest/Simple_Intrest.docx
@@ -177,18 +177,7 @@
           <w:szCs w:val="27"/>
           <w:shd w:val="clear" w:color="auto" w:fill="FFFFFF"/>
         </w:rPr>
-        <w:t>. 13,900</w:t>
-      </w:r>
-      <w:bookmarkStart w:id="0" w:name="_GoBack"/>
-      <w:bookmarkEnd w:id="0"/>
-      <w:r>
-        <w:rPr>
-          <w:rFonts w:ascii="Times New Roman" w:hAnsi="Times New Roman" w:cs="Times New Roman"/>
-          <w:sz w:val="27"/>
-          <w:szCs w:val="27"/>
-          <w:shd w:val="clear" w:color="auto" w:fill="FFFFFF"/>
-        </w:rPr>
-        <w:t xml:space="preserve"> divided in two different schemes A and B at the simple interest rate of 14% p.a. and 11% p.a. respectively. If the total amount of simple interest earned in 2 years be </w:t>
+        <w:t xml:space="preserve">. 13,900 divided in two different schemes A and B at the simple interest rate of 14% p.a. and 11% p.a. respectively. If the total amount of simple interest earned in 2 years be </w:t>
       </w:r>
       <w:proofErr w:type="spellStart"/>
       <w:r>
@@ -1053,25 +1042,7 @@
           <w:szCs w:val="27"/>
           <w:shd w:val="clear" w:color="auto" w:fill="FFFFFF"/>
         </w:rPr>
-        <w:t>. 5000 for 2 years at 4% p.a. simple interest. He immediately lends it to another person at 6</w:t>
-      </w:r>
-      <w:r>
-        <w:rPr>
-          <w:rFonts w:ascii="Times New Roman" w:hAnsi="Times New Roman" w:cs="Times New Roman"/>
-          <w:sz w:val="27"/>
-          <w:szCs w:val="27"/>
-          <w:shd w:val="clear" w:color="auto" w:fill="FFFFFF"/>
-        </w:rPr>
-        <w:t>1/4</w:t>
-      </w:r>
-      <w:r>
-        <w:rPr>
-          <w:rFonts w:ascii="Times New Roman" w:hAnsi="Times New Roman" w:cs="Times New Roman"/>
-          <w:sz w:val="27"/>
-          <w:szCs w:val="27"/>
-          <w:shd w:val="clear" w:color="auto" w:fill="FFFFFF"/>
-        </w:rPr>
-        <w:t xml:space="preserve">% </w:t>
+        <w:t xml:space="preserve">. 5000 for 2 years at 4% p.a. simple interest. He immediately lends it to another person at 61/4% </w:t>
       </w:r>
       <w:proofErr w:type="spellStart"/>
       <w:r>
@@ -1101,18 +1072,440 @@
           <w:szCs w:val="27"/>
           <w:shd w:val="clear" w:color="auto" w:fill="FFFFFF"/>
         </w:rPr>
-        <w:t>year.</w:t>
-      </w:r>
-      <w:r>
-        <w:rPr>
-          <w:rFonts w:ascii="Times New Roman" w:hAnsi="Times New Roman" w:cs="Times New Roman"/>
-          <w:sz w:val="27"/>
-          <w:szCs w:val="27"/>
-          <w:shd w:val="clear" w:color="auto" w:fill="FFFFFF"/>
-        </w:rPr>
-        <w:t>s</w:t>
-      </w:r>
-      <w:proofErr w:type="spellEnd"/>
+        <w:t>year.s</w:t>
+      </w:r>
+      <w:proofErr w:type="spellEnd"/>
+    </w:p>
+    <w:p>
+      <w:pPr>
+        <w:pStyle w:val="Heading1"/>
+      </w:pPr>
+      <w:proofErr w:type="spellStart"/>
+      <w:r>
+        <w:t>GeeksForGeeks</w:t>
+      </w:r>
+      <w:proofErr w:type="spellEnd"/>
+    </w:p>
+    <w:p>
+      <w:pPr>
+        <w:pStyle w:val="ListParagraph"/>
+        <w:numPr>
+          <w:ilvl w:val="0"/>
+          <w:numId w:val="2"/>
+        </w:numPr>
+        <w:rPr>
+          <w:rFonts w:ascii="Times New Roman" w:hAnsi="Times New Roman" w:cs="Times New Roman"/>
+        </w:rPr>
+      </w:pPr>
+      <w:r>
+        <w:rPr>
+          <w:rFonts w:ascii="Times New Roman" w:hAnsi="Times New Roman" w:cs="Times New Roman"/>
+          <w:color w:val="273239"/>
+          <w:spacing w:val="2"/>
+          <w:sz w:val="27"/>
+          <w:szCs w:val="27"/>
+          <w:shd w:val="clear" w:color="auto" w:fill="FFFFFF"/>
+        </w:rPr>
+        <w:t xml:space="preserve">What would be the annual interest accrued on a deposit of </w:t>
+      </w:r>
+      <w:proofErr w:type="spellStart"/>
+      <w:r>
+        <w:rPr>
+          <w:rFonts w:ascii="Times New Roman" w:hAnsi="Times New Roman" w:cs="Times New Roman"/>
+          <w:color w:val="273239"/>
+          <w:spacing w:val="2"/>
+          <w:sz w:val="27"/>
+          <w:szCs w:val="27"/>
+          <w:shd w:val="clear" w:color="auto" w:fill="FFFFFF"/>
+        </w:rPr>
+        <w:t>Rs</w:t>
+      </w:r>
+      <w:proofErr w:type="spellEnd"/>
+      <w:r>
+        <w:rPr>
+          <w:rFonts w:ascii="Times New Roman" w:hAnsi="Times New Roman" w:cs="Times New Roman"/>
+          <w:color w:val="273239"/>
+          <w:spacing w:val="2"/>
+          <w:sz w:val="27"/>
+          <w:szCs w:val="27"/>
+          <w:shd w:val="clear" w:color="auto" w:fill="FFFFFF"/>
+        </w:rPr>
+        <w:t>. 10,000 in a bank that pays a 4 % per annum rate of simple interest?</w:t>
+      </w:r>
+    </w:p>
+    <w:p>
+      <w:pPr>
+        <w:pStyle w:val="ListParagraph"/>
+        <w:rPr>
+          <w:rFonts w:ascii="Times New Roman" w:hAnsi="Times New Roman" w:cs="Times New Roman"/>
+        </w:rPr>
+      </w:pPr>
+    </w:p>
+    <w:p>
+      <w:pPr>
+        <w:pStyle w:val="ListParagraph"/>
+        <w:numPr>
+          <w:ilvl w:val="0"/>
+          <w:numId w:val="2"/>
+        </w:numPr>
+        <w:rPr>
+          <w:rFonts w:ascii="Times New Roman" w:hAnsi="Times New Roman" w:cs="Times New Roman"/>
+        </w:rPr>
+      </w:pPr>
+      <w:r>
+        <w:rPr>
+          <w:rFonts w:ascii="Times New Roman" w:hAnsi="Times New Roman" w:cs="Times New Roman"/>
+          <w:color w:val="273239"/>
+          <w:spacing w:val="2"/>
+          <w:sz w:val="27"/>
+          <w:szCs w:val="27"/>
+          <w:shd w:val="clear" w:color="auto" w:fill="FFFFFF"/>
+        </w:rPr>
+        <w:t xml:space="preserve"> A sum of money amounts to </w:t>
+      </w:r>
+      <w:proofErr w:type="spellStart"/>
+      <w:r>
+        <w:rPr>
+          <w:rFonts w:ascii="Times New Roman" w:hAnsi="Times New Roman" w:cs="Times New Roman"/>
+          <w:color w:val="273239"/>
+          <w:spacing w:val="2"/>
+          <w:sz w:val="27"/>
+          <w:szCs w:val="27"/>
+          <w:shd w:val="clear" w:color="auto" w:fill="FFFFFF"/>
+        </w:rPr>
+        <w:t>Rs</w:t>
+      </w:r>
+      <w:proofErr w:type="spellEnd"/>
+      <w:r>
+        <w:rPr>
+          <w:rFonts w:ascii="Times New Roman" w:hAnsi="Times New Roman" w:cs="Times New Roman"/>
+          <w:color w:val="273239"/>
+          <w:spacing w:val="2"/>
+          <w:sz w:val="27"/>
+          <w:szCs w:val="27"/>
+          <w:shd w:val="clear" w:color="auto" w:fill="FFFFFF"/>
+        </w:rPr>
+        <w:t xml:space="preserve">. 28,000 in 2 years at 20 % simple interest </w:t>
+      </w:r>
+      <w:bookmarkStart w:id="0" w:name="_GoBack"/>
+      <w:r>
+        <w:rPr>
+          <w:rFonts w:ascii="Times New Roman" w:hAnsi="Times New Roman" w:cs="Times New Roman"/>
+          <w:color w:val="273239"/>
+          <w:spacing w:val="2"/>
+          <w:sz w:val="27"/>
+          <w:szCs w:val="27"/>
+          <w:shd w:val="clear" w:color="auto" w:fill="FFFFFF"/>
+        </w:rPr>
+        <w:t>per annum. Find the sum.</w:t>
+      </w:r>
+    </w:p>
+    <w:bookmarkEnd w:id="0"/>
+    <w:p>
+      <w:pPr>
+        <w:pStyle w:val="ListParagraph"/>
+        <w:rPr>
+          <w:rFonts w:ascii="Times New Roman" w:hAnsi="Times New Roman" w:cs="Times New Roman"/>
+        </w:rPr>
+      </w:pPr>
+    </w:p>
+    <w:p>
+      <w:pPr>
+        <w:pStyle w:val="ListParagraph"/>
+        <w:numPr>
+          <w:ilvl w:val="0"/>
+          <w:numId w:val="2"/>
+        </w:numPr>
+        <w:rPr>
+          <w:rFonts w:ascii="Times New Roman" w:hAnsi="Times New Roman" w:cs="Times New Roman"/>
+        </w:rPr>
+      </w:pPr>
+      <w:r>
+        <w:rPr>
+          <w:rFonts w:ascii="Times New Roman" w:hAnsi="Times New Roman" w:cs="Times New Roman"/>
+          <w:color w:val="273239"/>
+          <w:spacing w:val="2"/>
+          <w:sz w:val="27"/>
+          <w:szCs w:val="27"/>
+          <w:shd w:val="clear" w:color="auto" w:fill="FFFFFF"/>
+        </w:rPr>
+        <w:t xml:space="preserve">A man borrowed a certain sum of money at the rate of 6 % per annum for the first two years, 9% per annum for the next three years, and 14% per annum for the period beyond 5 years. If he pays a total interest of </w:t>
+      </w:r>
+      <w:proofErr w:type="spellStart"/>
+      <w:r>
+        <w:rPr>
+          <w:rFonts w:ascii="Times New Roman" w:hAnsi="Times New Roman" w:cs="Times New Roman"/>
+          <w:color w:val="273239"/>
+          <w:spacing w:val="2"/>
+          <w:sz w:val="27"/>
+          <w:szCs w:val="27"/>
+          <w:shd w:val="clear" w:color="auto" w:fill="FFFFFF"/>
+        </w:rPr>
+        <w:t>Rs</w:t>
+      </w:r>
+      <w:proofErr w:type="spellEnd"/>
+      <w:r>
+        <w:rPr>
+          <w:rFonts w:ascii="Times New Roman" w:hAnsi="Times New Roman" w:cs="Times New Roman"/>
+          <w:color w:val="273239"/>
+          <w:spacing w:val="2"/>
+          <w:sz w:val="27"/>
+          <w:szCs w:val="27"/>
+          <w:shd w:val="clear" w:color="auto" w:fill="FFFFFF"/>
+        </w:rPr>
+        <w:t>. 22,800 at the end of 9 years, find the amount he borrowed.</w:t>
+      </w:r>
+    </w:p>
+    <w:p>
+      <w:pPr>
+        <w:pStyle w:val="ListParagraph"/>
+        <w:rPr>
+          <w:rFonts w:ascii="Times New Roman" w:hAnsi="Times New Roman" w:cs="Times New Roman"/>
+        </w:rPr>
+      </w:pPr>
+    </w:p>
+    <w:p>
+      <w:pPr>
+        <w:pStyle w:val="ListParagraph"/>
+        <w:numPr>
+          <w:ilvl w:val="0"/>
+          <w:numId w:val="2"/>
+        </w:numPr>
+        <w:rPr>
+          <w:rFonts w:ascii="Times New Roman" w:hAnsi="Times New Roman" w:cs="Times New Roman"/>
+        </w:rPr>
+      </w:pPr>
+      <w:r>
+        <w:rPr>
+          <w:rFonts w:ascii="Times New Roman" w:hAnsi="Times New Roman" w:cs="Times New Roman"/>
+          <w:color w:val="273239"/>
+          <w:spacing w:val="2"/>
+          <w:sz w:val="27"/>
+          <w:szCs w:val="27"/>
+          <w:shd w:val="clear" w:color="auto" w:fill="FFFFFF"/>
+        </w:rPr>
+        <w:t>At what annual rate of interest will a sum of money be thrice in 10 years?</w:t>
+      </w:r>
+    </w:p>
+    <w:p>
+      <w:pPr>
+        <w:pStyle w:val="ListParagraph"/>
+        <w:rPr>
+          <w:rFonts w:ascii="Times New Roman" w:hAnsi="Times New Roman" w:cs="Times New Roman"/>
+        </w:rPr>
+      </w:pPr>
+    </w:p>
+    <w:p>
+      <w:pPr>
+        <w:pStyle w:val="ListParagraph"/>
+        <w:numPr>
+          <w:ilvl w:val="0"/>
+          <w:numId w:val="2"/>
+        </w:numPr>
+        <w:rPr>
+          <w:rFonts w:ascii="Times New Roman" w:hAnsi="Times New Roman" w:cs="Times New Roman"/>
+        </w:rPr>
+      </w:pPr>
+      <w:r>
+        <w:rPr>
+          <w:rFonts w:ascii="Times New Roman" w:hAnsi="Times New Roman" w:cs="Times New Roman"/>
+          <w:color w:val="273239"/>
+          <w:spacing w:val="2"/>
+          <w:sz w:val="27"/>
+          <w:szCs w:val="27"/>
+          <w:shd w:val="clear" w:color="auto" w:fill="FFFFFF"/>
+        </w:rPr>
+        <w:t xml:space="preserve">The simple interest on a sum of money in 5 years at 12 % per annum is </w:t>
+      </w:r>
+      <w:proofErr w:type="spellStart"/>
+      <w:r>
+        <w:rPr>
+          <w:rFonts w:ascii="Times New Roman" w:hAnsi="Times New Roman" w:cs="Times New Roman"/>
+          <w:color w:val="273239"/>
+          <w:spacing w:val="2"/>
+          <w:sz w:val="27"/>
+          <w:szCs w:val="27"/>
+          <w:shd w:val="clear" w:color="auto" w:fill="FFFFFF"/>
+        </w:rPr>
+        <w:t>Rs</w:t>
+      </w:r>
+      <w:proofErr w:type="spellEnd"/>
+      <w:r>
+        <w:rPr>
+          <w:rFonts w:ascii="Times New Roman" w:hAnsi="Times New Roman" w:cs="Times New Roman"/>
+          <w:color w:val="273239"/>
+          <w:spacing w:val="2"/>
+          <w:sz w:val="27"/>
+          <w:szCs w:val="27"/>
+          <w:shd w:val="clear" w:color="auto" w:fill="FFFFFF"/>
+        </w:rPr>
+        <w:t>. 400 less than the simple interest accrued on the same sum in 7 years at 10 % per annum. Find the sum.</w:t>
+      </w:r>
+    </w:p>
+    <w:p>
+      <w:pPr>
+        <w:pStyle w:val="ListParagraph"/>
+        <w:rPr>
+          <w:rFonts w:ascii="Times New Roman" w:hAnsi="Times New Roman" w:cs="Times New Roman"/>
+        </w:rPr>
+      </w:pPr>
+    </w:p>
+    <w:p>
+      <w:pPr>
+        <w:pStyle w:val="ListParagraph"/>
+        <w:numPr>
+          <w:ilvl w:val="0"/>
+          <w:numId w:val="2"/>
+        </w:numPr>
+        <w:rPr>
+          <w:rFonts w:ascii="Times New Roman" w:hAnsi="Times New Roman" w:cs="Times New Roman"/>
+        </w:rPr>
+      </w:pPr>
+      <w:r>
+        <w:rPr>
+          <w:rFonts w:ascii="Times New Roman" w:hAnsi="Times New Roman" w:cs="Times New Roman"/>
+          <w:color w:val="273239"/>
+          <w:spacing w:val="2"/>
+          <w:sz w:val="27"/>
+          <w:szCs w:val="27"/>
+          <w:shd w:val="clear" w:color="auto" w:fill="FFFFFF"/>
+        </w:rPr>
+        <w:t xml:space="preserve">A sum of </w:t>
+      </w:r>
+      <w:proofErr w:type="spellStart"/>
+      <w:r>
+        <w:rPr>
+          <w:rFonts w:ascii="Times New Roman" w:hAnsi="Times New Roman" w:cs="Times New Roman"/>
+          <w:color w:val="273239"/>
+          <w:spacing w:val="2"/>
+          <w:sz w:val="27"/>
+          <w:szCs w:val="27"/>
+          <w:shd w:val="clear" w:color="auto" w:fill="FFFFFF"/>
+        </w:rPr>
+        <w:t>Rs</w:t>
+      </w:r>
+      <w:proofErr w:type="spellEnd"/>
+      <w:r>
+        <w:rPr>
+          <w:rFonts w:ascii="Times New Roman" w:hAnsi="Times New Roman" w:cs="Times New Roman"/>
+          <w:color w:val="273239"/>
+          <w:spacing w:val="2"/>
+          <w:sz w:val="27"/>
+          <w:szCs w:val="27"/>
+          <w:shd w:val="clear" w:color="auto" w:fill="FFFFFF"/>
+        </w:rPr>
+        <w:t xml:space="preserve">. 1000 </w:t>
+      </w:r>
+      <w:proofErr w:type="gramStart"/>
+      <w:r>
+        <w:rPr>
+          <w:rFonts w:ascii="Times New Roman" w:hAnsi="Times New Roman" w:cs="Times New Roman"/>
+          <w:color w:val="273239"/>
+          <w:spacing w:val="2"/>
+          <w:sz w:val="27"/>
+          <w:szCs w:val="27"/>
+          <w:shd w:val="clear" w:color="auto" w:fill="FFFFFF"/>
+        </w:rPr>
+        <w:t>was lent</w:t>
+      </w:r>
+      <w:proofErr w:type="gramEnd"/>
+      <w:r>
+        <w:rPr>
+          <w:rFonts w:ascii="Times New Roman" w:hAnsi="Times New Roman" w:cs="Times New Roman"/>
+          <w:color w:val="273239"/>
+          <w:spacing w:val="2"/>
+          <w:sz w:val="27"/>
+          <w:szCs w:val="27"/>
+          <w:shd w:val="clear" w:color="auto" w:fill="FFFFFF"/>
+        </w:rPr>
+        <w:t xml:space="preserve"> to two people, one at the rate of 5 % and the other at the rate of 8 %. If the simple interest after one year is </w:t>
+      </w:r>
+      <w:proofErr w:type="spellStart"/>
+      <w:r>
+        <w:rPr>
+          <w:rFonts w:ascii="Times New Roman" w:hAnsi="Times New Roman" w:cs="Times New Roman"/>
+          <w:color w:val="273239"/>
+          <w:spacing w:val="2"/>
+          <w:sz w:val="27"/>
+          <w:szCs w:val="27"/>
+          <w:shd w:val="clear" w:color="auto" w:fill="FFFFFF"/>
+        </w:rPr>
+        <w:t>Rs</w:t>
+      </w:r>
+      <w:proofErr w:type="spellEnd"/>
+      <w:r>
+        <w:rPr>
+          <w:rFonts w:ascii="Times New Roman" w:hAnsi="Times New Roman" w:cs="Times New Roman"/>
+          <w:color w:val="273239"/>
+          <w:spacing w:val="2"/>
+          <w:sz w:val="27"/>
+          <w:szCs w:val="27"/>
+          <w:shd w:val="clear" w:color="auto" w:fill="FFFFFF"/>
+        </w:rPr>
+        <w:t>. 62, find the sum lent at each rate.</w:t>
+      </w:r>
+    </w:p>
+    <w:p>
+      <w:pPr>
+        <w:pStyle w:val="ListParagraph"/>
+        <w:rPr>
+          <w:rFonts w:ascii="Times New Roman" w:hAnsi="Times New Roman" w:cs="Times New Roman"/>
+        </w:rPr>
+      </w:pPr>
+    </w:p>
+    <w:p>
+      <w:pPr>
+        <w:pStyle w:val="ListParagraph"/>
+        <w:numPr>
+          <w:ilvl w:val="0"/>
+          <w:numId w:val="2"/>
+        </w:numPr>
+        <w:rPr>
+          <w:rFonts w:ascii="Times New Roman" w:hAnsi="Times New Roman" w:cs="Times New Roman"/>
+        </w:rPr>
+      </w:pPr>
+      <w:r>
+        <w:rPr>
+          <w:rFonts w:ascii="Times New Roman" w:hAnsi="Times New Roman" w:cs="Times New Roman"/>
+          <w:color w:val="273239"/>
+          <w:spacing w:val="2"/>
+          <w:sz w:val="27"/>
+          <w:szCs w:val="27"/>
+          <w:shd w:val="clear" w:color="auto" w:fill="FFFFFF"/>
+        </w:rPr>
+        <w:t>Calculate the simple interest on a loan of $2,000 taken for 2 years at an interest rate of 6% per year.</w:t>
+      </w:r>
+    </w:p>
+    <w:p>
+      <w:pPr>
+        <w:pStyle w:val="ListParagraph"/>
+        <w:rPr>
+          <w:rFonts w:ascii="Times New Roman" w:hAnsi="Times New Roman" w:cs="Times New Roman"/>
+        </w:rPr>
+      </w:pPr>
+    </w:p>
+    <w:p>
+      <w:pPr>
+        <w:pStyle w:val="ListParagraph"/>
+        <w:numPr>
+          <w:ilvl w:val="0"/>
+          <w:numId w:val="2"/>
+        </w:numPr>
+        <w:rPr>
+          <w:rFonts w:ascii="Times New Roman" w:hAnsi="Times New Roman" w:cs="Times New Roman"/>
+        </w:rPr>
+      </w:pPr>
+      <w:r>
+        <w:rPr>
+          <w:rFonts w:ascii="Times New Roman" w:hAnsi="Times New Roman" w:cs="Times New Roman"/>
+          <w:color w:val="273239"/>
+          <w:spacing w:val="2"/>
+          <w:sz w:val="27"/>
+          <w:szCs w:val="27"/>
+          <w:shd w:val="clear" w:color="auto" w:fill="FFFFFF"/>
+        </w:rPr>
+        <w:t> John takes out a personal loan from his local bank for $15,000 to remodel his kitchen. The bank offers him a simple interest rate of 4.5% per year. If John plans to repay the loan in 5 years, how much will he pay in interest by the end of the loan period?</w:t>
+      </w:r>
     </w:p>
     <w:sectPr>
       <w:pgSz w:w="11906" w:h="16838"/>
@@ -1212,8 +1605,97 @@
       </w:pPr>
     </w:lvl>
   </w:abstractNum>
+  <w:abstractNum w:abstractNumId="1" w15:restartNumberingAfterBreak="0">
+    <w:nsid w:val="3792122E"/>
+    <w:multiLevelType w:val="hybridMultilevel"/>
+    <w:tmpl w:val="62026EE4"/>
+    <w:lvl w:ilvl="0" w:tplc="4009000F">
+      <w:start w:val="1"/>
+      <w:numFmt w:val="decimal"/>
+      <w:lvlText w:val="%1."/>
+      <w:lvlJc w:val="left"/>
+      <w:pPr>
+        <w:ind w:left="720" w:hanging="360"/>
+      </w:pPr>
+    </w:lvl>
+    <w:lvl w:ilvl="1" w:tplc="40090019" w:tentative="1">
+      <w:start w:val="1"/>
+      <w:numFmt w:val="lowerLetter"/>
+      <w:lvlText w:val="%2."/>
+      <w:lvlJc w:val="left"/>
+      <w:pPr>
+        <w:ind w:left="1440" w:hanging="360"/>
+      </w:pPr>
+    </w:lvl>
+    <w:lvl w:ilvl="2" w:tplc="4009001B" w:tentative="1">
+      <w:start w:val="1"/>
+      <w:numFmt w:val="lowerRoman"/>
+      <w:lvlText w:val="%3."/>
+      <w:lvlJc w:val="right"/>
+      <w:pPr>
+        <w:ind w:left="2160" w:hanging="180"/>
+      </w:pPr>
+    </w:lvl>
+    <w:lvl w:ilvl="3" w:tplc="4009000F" w:tentative="1">
+      <w:start w:val="1"/>
+      <w:numFmt w:val="decimal"/>
+      <w:lvlText w:val="%4."/>
+      <w:lvlJc w:val="left"/>
+      <w:pPr>
+        <w:ind w:left="2880" w:hanging="360"/>
+      </w:pPr>
+    </w:lvl>
+    <w:lvl w:ilvl="4" w:tplc="40090019" w:tentative="1">
+      <w:start w:val="1"/>
+      <w:numFmt w:val="lowerLetter"/>
+      <w:lvlText w:val="%5."/>
+      <w:lvlJc w:val="left"/>
+      <w:pPr>
+        <w:ind w:left="3600" w:hanging="360"/>
+      </w:pPr>
+    </w:lvl>
+    <w:lvl w:ilvl="5" w:tplc="4009001B" w:tentative="1">
+      <w:start w:val="1"/>
+      <w:numFmt w:val="lowerRoman"/>
+      <w:lvlText w:val="%6."/>
+      <w:lvlJc w:val="right"/>
+      <w:pPr>
+        <w:ind w:left="4320" w:hanging="180"/>
+      </w:pPr>
+    </w:lvl>
+    <w:lvl w:ilvl="6" w:tplc="4009000F" w:tentative="1">
+      <w:start w:val="1"/>
+      <w:numFmt w:val="decimal"/>
+      <w:lvlText w:val="%7."/>
+      <w:lvlJc w:val="left"/>
+      <w:pPr>
+        <w:ind w:left="5040" w:hanging="360"/>
+      </w:pPr>
+    </w:lvl>
+    <w:lvl w:ilvl="7" w:tplc="40090019" w:tentative="1">
+      <w:start w:val="1"/>
+      <w:numFmt w:val="lowerLetter"/>
+      <w:lvlText w:val="%8."/>
+      <w:lvlJc w:val="left"/>
+      <w:pPr>
+        <w:ind w:left="5760" w:hanging="360"/>
+      </w:pPr>
+    </w:lvl>
+    <w:lvl w:ilvl="8" w:tplc="4009001B" w:tentative="1">
+      <w:start w:val="1"/>
+      <w:numFmt w:val="lowerRoman"/>
+      <w:lvlText w:val="%9."/>
+      <w:lvlJc w:val="right"/>
+      <w:pPr>
+        <w:ind w:left="6480" w:hanging="180"/>
+      </w:pPr>
+    </w:lvl>
+  </w:abstractNum>
   <w:num w:numId="1">
     <w:abstractNumId w:val="0"/>
+  </w:num>
+  <w:num w:numId="2">
+    <w:abstractNumId w:val="1"/>
   </w:num>
 </w:numbering>
 </file>
